--- a/downloads/documents/04 Units/Unit 03 - Human Development and Relationships - Growing Up, Getting Along/Lesson 03.01 - Stages From Infant to Older Adult.docx
+++ b/downloads/documents/04 Units/Unit 03 - Human Development and Relationships - Growing Up, Getting Along/Lesson 03.01 - Stages From Infant to Older Adult.docx
@@ -344,7 +344,7 @@
         <w:t xml:space="preserve">Vocabulary 03.md</w:t>
       </w:r>
       <w:r>
-        <w:t xml:space="preserve">) for Turkish, Portuguese, and Spanish.</w:t>
+        <w:t xml:space="preserve">) for Spanish.</w:t>
       </w:r>
     </w:p>
     <w:p>
@@ -1200,7 +1200,7 @@
         <w:pStyle w:val="Compact"/>
       </w:pPr>
       <w:r>
-        <w:t xml:space="preserve">ELL: the seven stage headers on the board have a picture cue each (a crib, a tricycle, a backpack, a phone, a work badge, a house key, a cane); the handout word bank has stage, infant, child, teenager, adult, and grow in Turkish, Portuguese, and Spanish; sentence starter for Part 3: "A person in ___ needs ___ most because ___." Pair each ELL student with a partner who reads the cards aloud.</w:t>
+        <w:t xml:space="preserve">ELL: the seven stage headers on the board have a picture cue each (a crib, a tricycle, a backpack, a phone, a work badge, a house key, a cane); the handout word bank has stage, infant, child, teenager, adult, and grow in Spanish; sentence starter for Part 3: "A person in ___ needs ___ most because ___." Pair each ELL student with a partner who reads the cards aloud.</w:t>
       </w:r>
     </w:p>
     <w:p>

--- a/downloads/documents/04 Units/Unit 03 - Human Development and Relationships - Growing Up, Getting Along/Lesson 03.01 - Stages From Infant to Older Adult.docx
+++ b/downloads/documents/04 Units/Unit 03 - Human Development and Relationships - Growing Up, Getting Along/Lesson 03.01 - Stages From Infant to Older Adult.docx
@@ -71,7 +71,7 @@
         <w:t xml:space="preserve"> </w:t>
       </w:r>
       <w:r>
-        <w:t xml:space="preserve">1 class period of 40 minutes (day 66 of the year, the first day of Unit 3; the first 10 minutes belong to Unit 2’s ClassroomStreet Round 2 close)</w:t>
+        <w:t xml:space="preserve">1 class period of 40 minutes (day 66 of the year, the first day of Unit 3; the first 10 minutes belong to Unit 2’s Gilded Age Market Round 2 close)</w:t>
       </w:r>
       <w:r>
         <w:t xml:space="preserve"> </w:t>
@@ -417,7 +417,7 @@
         <w:pStyle w:val="Compact"/>
       </w:pPr>
       <w:r>
-        <w:t xml:space="preserve">The ClassroomStreet Round 2 standings by merchant number, on the board or the first slide, and the two or three</w:t>
+        <w:t xml:space="preserve">The Gilded Age Market Round 2 standings by investor number (the Round 2 ledger totals at the 1936 close), on the board or the first slide, and the two or three</w:t>
       </w:r>
       <w:r>
         <w:t xml:space="preserve"> </w:t>
@@ -662,7 +662,7 @@
               <w:jc w:val="left"/>
             </w:pPr>
             <w:r>
-              <w:t xml:space="preserve">Show the Round 2 standings by merchant number. Read the two or three chosen</w:t>
+              <w:t xml:space="preserve">Show the Round 2 standings by investor number. Read the two or three chosen</w:t>
             </w:r>
             <w:r>
               <w:t xml:space="preserve"> </w:t>
